--- a/eum_package/이음_분석요약서.docx
+++ b/eum_package/이음_분석요약서.docx
@@ -157,7 +157,7 @@
           <w:sz w:val="18"/>
           <w:szCs w:val="18"/>
         </w:rPr>
-        <w:t xml:space="preserve">① 침체 4유형(소비전환 취약형 / 외부의존+소비전환 취약형 / 경계형 / 상대적 양호형) 분류. ② 인구감소지역 내부에도 1인당 소비력(CPC) 7.6배 양극화. ③ 위험점수 우선 처방 TOP5 = 하동·함양·합천·남해·의령. ④ 위험 상위 시군 전부에서 MI(소비전환 실패)가 위험 1위 요인.</w:t>
+        <w:t xml:space="preserve">① 침체 4유형(방문대비 소비부족형 / 외지방문 의존형 / 혼합 경계형 /소비 안정형) 분류. ② 인구감소지역 내부에도 1인당 소비력(CPC) 7.6배 양극화. ③ 위험점수 우선 처방 TOP5 = 하동·함양·합천·남해·의령. ④ 위험 상위 시군 전부에서 MI(소비전환 실패)가 위험 1위 요인.</w:t>
       </w:r>
     </w:p>
     <w:p>
@@ -181,7 +181,7 @@
           <w:sz w:val="18"/>
           <w:szCs w:val="18"/>
         </w:rPr>
-        <w:t xml:space="preserve">외부의존+소비전환 취약형(하동·함양): 외부 방문객 체류·연계 + 지역화폐로 경남 외 소비 회수. 소비전환 취약형(합천·의령·산청): 생활밀착 객단가 제고 + 관광 통과를 체류 소비로 전환.</w:t>
+        <w:t xml:space="preserve">외지방문 의존형(하동·함양): 외부 방문객 체류·연계 + 지역화폐로 경남 외 소비 회수. 방문대비 소비부족형(합천·의령·산청): 생활밀착 객단가 제고 + 관광 통과를 체류 소비로 전환.</w:t>
       </w:r>
     </w:p>
     <w:p>
@@ -205,7 +205,7 @@
           <w:sz w:val="18"/>
           <w:szCs w:val="18"/>
         </w:rPr>
-        <w:t xml:space="preserve">방문 1인당 월 +1,000원(커피 한 잔 값 미만) 객단가 개선 시, 소비전환 취약형 3곳(산청·의령·합천)에서 연 약 +78억 원의 지역 매출 증가. 생활인구가 방문 흐름의 합계이므로 작은 1인당 변화가 큰 총량 효과로 이어진다.</w:t>
+        <w:t xml:space="preserve">방문 1인당 월 +1,000원(커피 한 잔 값 미만) 객단가 개선 시, 방문대비 소비부족형 3곳(산청·의령·합천)에서 연 약 +78억 원의 지역 매출 증가. 생활인구가 방문 흐름의 합계이므로 작은 1인당 변화가 큰 총량 효과로 이어진다.</w:t>
       </w:r>
     </w:p>
     <w:p>
